--- a/documentacao/arquivos/garantia-qualidade/LabMedSys - Modulo Garantia da Qualidade - Assuntos Regulatórios - Tela 01 Processo Regulatório - Anvisa.docx
+++ b/documentacao/arquivos/garantia-qualidade/LabMedSys - Modulo Garantia da Qualidade - Assuntos Regulatórios - Tela 01 Processo Regulatório - Anvisa.docx
@@ -946,7 +946,7 @@
               <w:rPr>
                 <w:szCs w:val="20"/>
               </w:rPr>
-              <w:t>22/10/2026</w:t>
+              <w:t>23/10/2026</w:t>
             </w:r>
           </w:p>
         </w:tc>
@@ -3519,10 +3519,10 @@
         <w:tblLook w:val="04A0" w:firstRow="1" w:lastRow="0" w:firstColumn="1" w:lastColumn="0" w:noHBand="0" w:noVBand="1"/>
       </w:tblPr>
       <w:tblGrid>
-        <w:gridCol w:w="2647"/>
+        <w:gridCol w:w="2650"/>
         <w:gridCol w:w="1280"/>
-        <w:gridCol w:w="4515"/>
-        <w:gridCol w:w="1189"/>
+        <w:gridCol w:w="4518"/>
+        <w:gridCol w:w="1183"/>
       </w:tblGrid>
       <w:tr>
         <w:trPr>
@@ -3531,7 +3531,7 @@
         </w:trPr>
         <w:tc>
           <w:tcPr>
-            <w:tcW w:w="2647" w:type="dxa"/>
+            <w:tcW w:w="2650" w:type="dxa"/>
             <w:shd w:val="clear" w:color="auto" w:fill="D9D9D9" w:themeFill="background1" w:themeFillShade="D9"/>
           </w:tcPr>
           <w:p>
@@ -3587,7 +3587,7 @@
         </w:tc>
         <w:tc>
           <w:tcPr>
-            <w:tcW w:w="4515" w:type="dxa"/>
+            <w:tcW w:w="4518" w:type="dxa"/>
             <w:shd w:val="clear" w:color="auto" w:fill="D9D9D9" w:themeFill="background1" w:themeFillShade="D9"/>
           </w:tcPr>
           <w:p>
@@ -3615,7 +3615,7 @@
         </w:tc>
         <w:tc>
           <w:tcPr>
-            <w:tcW w:w="1189" w:type="dxa"/>
+            <w:tcW w:w="1183" w:type="dxa"/>
             <w:shd w:val="clear" w:color="auto" w:fill="D9D9D9" w:themeFill="background1" w:themeFillShade="D9"/>
           </w:tcPr>
           <w:p>
@@ -3648,7 +3648,7 @@
         </w:trPr>
         <w:tc>
           <w:tcPr>
-            <w:tcW w:w="2647" w:type="dxa"/>
+            <w:tcW w:w="2650" w:type="dxa"/>
           </w:tcPr>
           <w:p>
             <w:pPr>
@@ -3694,7 +3694,7 @@
         </w:tc>
         <w:tc>
           <w:tcPr>
-            <w:tcW w:w="4515" w:type="dxa"/>
+            <w:tcW w:w="4518" w:type="dxa"/>
           </w:tcPr>
           <w:p>
             <w:pPr>
@@ -3731,7 +3731,7 @@
         </w:tc>
         <w:tc>
           <w:tcPr>
-            <w:tcW w:w="1189" w:type="dxa"/>
+            <w:tcW w:w="1183" w:type="dxa"/>
           </w:tcPr>
           <w:p>
             <w:pPr>
@@ -3759,7 +3759,7 @@
         </w:trPr>
         <w:tc>
           <w:tcPr>
-            <w:tcW w:w="2647" w:type="dxa"/>
+            <w:tcW w:w="2650" w:type="dxa"/>
           </w:tcPr>
           <w:p>
             <w:pPr>
@@ -3805,7 +3805,7 @@
         </w:tc>
         <w:tc>
           <w:tcPr>
-            <w:tcW w:w="4515" w:type="dxa"/>
+            <w:tcW w:w="4518" w:type="dxa"/>
           </w:tcPr>
           <w:p>
             <w:pPr>
@@ -3828,7 +3828,7 @@
         </w:tc>
         <w:tc>
           <w:tcPr>
-            <w:tcW w:w="1189" w:type="dxa"/>
+            <w:tcW w:w="1183" w:type="dxa"/>
           </w:tcPr>
           <w:p>
             <w:pPr>
@@ -3856,7 +3856,7 @@
         </w:trPr>
         <w:tc>
           <w:tcPr>
-            <w:tcW w:w="2647" w:type="dxa"/>
+            <w:tcW w:w="2650" w:type="dxa"/>
           </w:tcPr>
           <w:p>
             <w:pPr>
@@ -3902,7 +3902,7 @@
         </w:tc>
         <w:tc>
           <w:tcPr>
-            <w:tcW w:w="4515" w:type="dxa"/>
+            <w:tcW w:w="4518" w:type="dxa"/>
           </w:tcPr>
           <w:p>
             <w:pPr>
@@ -3925,7 +3925,7 @@
         </w:tc>
         <w:tc>
           <w:tcPr>
-            <w:tcW w:w="1189" w:type="dxa"/>
+            <w:tcW w:w="1183" w:type="dxa"/>
           </w:tcPr>
           <w:p>
             <w:pPr>
@@ -3953,7 +3953,7 @@
         </w:trPr>
         <w:tc>
           <w:tcPr>
-            <w:tcW w:w="2647" w:type="dxa"/>
+            <w:tcW w:w="2650" w:type="dxa"/>
           </w:tcPr>
           <w:p>
             <w:pPr>
@@ -3999,7 +3999,7 @@
         </w:tc>
         <w:tc>
           <w:tcPr>
-            <w:tcW w:w="4515" w:type="dxa"/>
+            <w:tcW w:w="4518" w:type="dxa"/>
           </w:tcPr>
           <w:p>
             <w:pPr>
@@ -4022,7 +4022,7 @@
         </w:tc>
         <w:tc>
           <w:tcPr>
-            <w:tcW w:w="1189" w:type="dxa"/>
+            <w:tcW w:w="1183" w:type="dxa"/>
           </w:tcPr>
           <w:p>
             <w:pPr>
@@ -4050,7 +4050,7 @@
         </w:trPr>
         <w:tc>
           <w:tcPr>
-            <w:tcW w:w="2647" w:type="dxa"/>
+            <w:tcW w:w="2650" w:type="dxa"/>
           </w:tcPr>
           <w:p>
             <w:pPr>
@@ -4096,7 +4096,7 @@
         </w:tc>
         <w:tc>
           <w:tcPr>
-            <w:tcW w:w="4515" w:type="dxa"/>
+            <w:tcW w:w="4518" w:type="dxa"/>
           </w:tcPr>
           <w:p>
             <w:pPr>
@@ -4119,7 +4119,7 @@
         </w:tc>
         <w:tc>
           <w:tcPr>
-            <w:tcW w:w="1189" w:type="dxa"/>
+            <w:tcW w:w="1183" w:type="dxa"/>
           </w:tcPr>
           <w:p>
             <w:pPr>
@@ -4147,7 +4147,7 @@
         </w:trPr>
         <w:tc>
           <w:tcPr>
-            <w:tcW w:w="2647" w:type="dxa"/>
+            <w:tcW w:w="2650" w:type="dxa"/>
           </w:tcPr>
           <w:p>
             <w:pPr>
@@ -4193,7 +4193,7 @@
         </w:tc>
         <w:tc>
           <w:tcPr>
-            <w:tcW w:w="4515" w:type="dxa"/>
+            <w:tcW w:w="4518" w:type="dxa"/>
           </w:tcPr>
           <w:p>
             <w:pPr>
@@ -4216,7 +4216,7 @@
         </w:tc>
         <w:tc>
           <w:tcPr>
-            <w:tcW w:w="1189" w:type="dxa"/>
+            <w:tcW w:w="1183" w:type="dxa"/>
           </w:tcPr>
           <w:p>
             <w:pPr>
@@ -4233,7 +4233,7 @@
                 <w:sz w:val="18"/>
                 <w:szCs w:val="20"/>
               </w:rPr>
-              <w:t xml:space="preserve">Atende em parte</w:t>
+              <w:t xml:space="preserve">Não atende</w:t>
             </w:r>
           </w:p>
         </w:tc>
